--- a/presentation/report/report.docx
+++ b/presentation/report/report.docx
@@ -525,7 +525,7 @@
     </w:p>
     <w:bookmarkEnd w:id="30"/>
     <w:bookmarkEnd w:id="31"/>
-    <w:bookmarkStart w:id="46" w:name="основная-часть-доклада"/>
+    <w:bookmarkStart w:id="45" w:name="основная-часть-доклада"/>
     <w:p>
       <w:pPr>
         <w:pStyle w:val="Heading1"/>
@@ -574,7 +574,7 @@
         <w:pStyle w:val="FirstParagraph"/>
       </w:pPr>
       <w:r>
-        <w:t xml:space="preserve">Электронная цифровая подпись (ЭЦП) – это информация в электронной форме, которая присоединена к другой информации в электронной форме (подписываемой информации) или иным образом связана с такой информацией и которая используется для определения лица, подписывающего информацию.</w:t>
+        <w:t xml:space="preserve">Электронная цифровая подпись (ЭЦП) — это криптографический механизм, позволяющий подтвердить подлинность и целостность электронного документа.</w:t>
       </w:r>
     </w:p>
     <w:bookmarkStart w:id="32" w:name="виды-эцп"/>
@@ -925,7 +925,7 @@
     </w:p>
     <w:bookmarkEnd w:id="34"/>
     <w:bookmarkEnd w:id="35"/>
-    <w:bookmarkStart w:id="40" w:name="основные-алгоритмы-цифровой-подписи"/>
+    <w:bookmarkStart w:id="39" w:name="основные-алгоритмы-цифровой-подписи"/>
     <w:p>
       <w:pPr>
         <w:pStyle w:val="Heading2"/>
@@ -1285,7 +1285,124 @@
       </w:r>
     </w:p>
     <w:bookmarkEnd w:id="38"/>
-    <w:bookmarkStart w:id="39" w:name="гост-р-34.10-2012-российский-стандарт"/>
+    <w:bookmarkEnd w:id="39"/>
+    <w:bookmarkStart w:id="40" w:name="инфраструктура-открытых-ключей-pki"/>
+    <w:p>
+      <w:pPr>
+        <w:pStyle w:val="Heading2"/>
+      </w:pPr>
+      <w:r>
+        <w:rPr>
+          <w:rStyle w:val="SectionNumber"/>
+        </w:rPr>
+        <w:t xml:space="preserve">4.3</w:t>
+      </w:r>
+      <w:r>
+        <w:tab/>
+      </w:r>
+      <w:r>
+        <w:rPr>
+          <w:bCs/>
+          <w:b/>
+        </w:rPr>
+        <w:t xml:space="preserve">Инфраструктура открытых ключей (PKI)</w:t>
+      </w:r>
+    </w:p>
+    <w:p>
+      <w:pPr>
+        <w:pStyle w:val="FirstParagraph"/>
+      </w:pPr>
+      <w:r>
+        <w:t xml:space="preserve">Для работы ЭЦП необходима PKI, которая включает:</w:t>
+      </w:r>
+    </w:p>
+    <w:p>
+      <w:pPr>
+        <w:numPr>
+          <w:ilvl w:val="0"/>
+          <w:numId w:val="1016"/>
+        </w:numPr>
+      </w:pPr>
+      <w:r>
+        <w:rPr>
+          <w:bCs/>
+          <w:b/>
+        </w:rPr>
+        <w:t xml:space="preserve">Центры сертификации (CA)</w:t>
+      </w:r>
+      <w:r>
+        <w:t xml:space="preserve"> </w:t>
+      </w:r>
+      <w:r>
+        <w:t xml:space="preserve">– выдают цифровые сертификаты.</w:t>
+      </w:r>
+    </w:p>
+    <w:p>
+      <w:pPr>
+        <w:numPr>
+          <w:ilvl w:val="0"/>
+          <w:numId w:val="1016"/>
+        </w:numPr>
+      </w:pPr>
+      <w:r>
+        <w:rPr>
+          <w:bCs/>
+          <w:b/>
+        </w:rPr>
+        <w:t xml:space="preserve">Реестры отозванных сертификатов (CRL, OCSP)</w:t>
+      </w:r>
+      <w:r>
+        <w:t xml:space="preserve"> </w:t>
+      </w:r>
+      <w:r>
+        <w:t xml:space="preserve">– проверяют действительность ключей.</w:t>
+      </w:r>
+    </w:p>
+    <w:p>
+      <w:pPr>
+        <w:numPr>
+          <w:ilvl w:val="0"/>
+          <w:numId w:val="1016"/>
+        </w:numPr>
+      </w:pPr>
+      <w:r>
+        <w:rPr>
+          <w:bCs/>
+          <w:b/>
+        </w:rPr>
+        <w:t xml:space="preserve">Юридические регуляторы</w:t>
+      </w:r>
+      <w:r>
+        <w:t xml:space="preserve"> </w:t>
+      </w:r>
+      <w:r>
+        <w:t xml:space="preserve">(например, ФЗ №63 в РФ).</w:t>
+      </w:r>
+    </w:p>
+    <w:bookmarkEnd w:id="40"/>
+    <w:bookmarkStart w:id="43" w:name="угрозы-и-перспективы-развития-эцп"/>
+    <w:p>
+      <w:pPr>
+        <w:pStyle w:val="Heading2"/>
+      </w:pPr>
+      <w:r>
+        <w:rPr>
+          <w:rStyle w:val="SectionNumber"/>
+        </w:rPr>
+        <w:t xml:space="preserve">4.4</w:t>
+      </w:r>
+      <w:r>
+        <w:tab/>
+      </w:r>
+      <w:r>
+        <w:rPr>
+          <w:bCs/>
+          <w:b/>
+        </w:rPr>
+        <w:t xml:space="preserve">Угрозы и перспективы развития ЭЦП</w:t>
+      </w:r>
+    </w:p>
+    <w:bookmarkStart w:id="41" w:name="основные-угрозы"/>
     <w:p>
       <w:pPr>
         <w:pStyle w:val="Heading3"/>
@@ -1294,7 +1411,7 @@
         <w:rPr>
           <w:rStyle w:val="SectionNumber"/>
         </w:rPr>
-        <w:t xml:space="preserve">4.2.4</w:t>
+        <w:t xml:space="preserve">4.4.1</w:t>
       </w:r>
       <w:r>
         <w:tab/>
@@ -1304,7 +1421,90 @@
           <w:bCs/>
           <w:b/>
         </w:rPr>
-        <w:t xml:space="preserve">ГОСТ Р 34.10-2012 (Российский стандарт)</w:t>
+        <w:t xml:space="preserve">Основные угрозы</w:t>
+      </w:r>
+    </w:p>
+    <w:p>
+      <w:pPr>
+        <w:numPr>
+          <w:ilvl w:val="0"/>
+          <w:numId w:val="1017"/>
+        </w:numPr>
+      </w:pPr>
+      <w:r>
+        <w:rPr>
+          <w:bCs/>
+          <w:b/>
+        </w:rPr>
+        <w:t xml:space="preserve">Квантовые вычисления</w:t>
+      </w:r>
+      <w:r>
+        <w:t xml:space="preserve">: RSA и ECDSA могут быть взломаны алгоритмом Шора.</w:t>
+      </w:r>
+    </w:p>
+    <w:p>
+      <w:pPr>
+        <w:numPr>
+          <w:ilvl w:val="0"/>
+          <w:numId w:val="1017"/>
+        </w:numPr>
+      </w:pPr>
+      <w:r>
+        <w:rPr>
+          <w:bCs/>
+          <w:b/>
+        </w:rPr>
+        <w:t xml:space="preserve">Кража закрытых ключей</w:t>
+      </w:r>
+      <w:r>
+        <w:t xml:space="preserve"> </w:t>
+      </w:r>
+      <w:r>
+        <w:t xml:space="preserve">(фишинг, вредоносное ПО).</w:t>
+      </w:r>
+    </w:p>
+    <w:p>
+      <w:pPr>
+        <w:numPr>
+          <w:ilvl w:val="0"/>
+          <w:numId w:val="1017"/>
+        </w:numPr>
+      </w:pPr>
+      <w:r>
+        <w:rPr>
+          <w:bCs/>
+          <w:b/>
+        </w:rPr>
+        <w:t xml:space="preserve">Ошибки реализации</w:t>
+      </w:r>
+      <w:r>
+        <w:t xml:space="preserve"> </w:t>
+      </w:r>
+      <w:r>
+        <w:t xml:space="preserve">(например, повторное использование nonce в ECDSA).</w:t>
+      </w:r>
+    </w:p>
+    <w:bookmarkEnd w:id="41"/>
+    <w:bookmarkStart w:id="42" w:name="постквантовая-криптография"/>
+    <w:p>
+      <w:pPr>
+        <w:pStyle w:val="Heading3"/>
+      </w:pPr>
+      <w:r>
+        <w:rPr>
+          <w:rStyle w:val="SectionNumber"/>
+        </w:rPr>
+        <w:t xml:space="preserve">4.4.2</w:t>
+      </w:r>
+      <w:r>
+        <w:tab/>
+      </w:r>
+      <w:r>
+        <w:rPr>
+          <w:bCs/>
+          <w:b/>
+        </w:rPr>
+        <w:t xml:space="preserve">Постквантовая криптография</w:t>
       </w:r>
     </w:p>
     <w:p>
@@ -1312,49 +1512,54 @@
         <w:pStyle w:val="FirstParagraph"/>
       </w:pPr>
       <w:r>
-        <w:t xml:space="preserve">Использует эллиптические кривые (256 или 512 бит).</w:t>
-      </w:r>
-    </w:p>
-    <w:p>
-      <w:pPr>
-        <w:pStyle w:val="BodyText"/>
-      </w:pPr>
-      <w:r>
-        <w:rPr>
-          <w:bCs/>
-          <w:b/>
-        </w:rPr>
-        <w:t xml:space="preserve">Особенности</w:t>
-      </w:r>
-      <w:r>
-        <w:t xml:space="preserve">:</w:t>
-      </w:r>
-    </w:p>
-    <w:p>
-      <w:pPr>
-        <w:numPr>
-          <w:ilvl w:val="0"/>
-          <w:numId w:val="1016"/>
-        </w:numPr>
-      </w:pPr>
-      <w:r>
-        <w:t xml:space="preserve">Соответствует требованиям ФСБ России.</w:t>
-      </w:r>
-    </w:p>
-    <w:p>
-      <w:pPr>
-        <w:numPr>
-          <w:ilvl w:val="0"/>
-          <w:numId w:val="1016"/>
-        </w:numPr>
-      </w:pPr>
-      <w:r>
-        <w:t xml:space="preserve">Используется в государственных системах и банковской сфере.</w:t>
-      </w:r>
-    </w:p>
-    <w:bookmarkEnd w:id="39"/>
-    <w:bookmarkEnd w:id="40"/>
-    <w:bookmarkStart w:id="41" w:name="инфраструктура-открытых-ключей-pki"/>
+        <w:t xml:space="preserve">Разрабатываются новые алгоритмы, устойчивые к квантовым атакам:</w:t>
+      </w:r>
+    </w:p>
+    <w:p>
+      <w:pPr>
+        <w:numPr>
+          <w:ilvl w:val="0"/>
+          <w:numId w:val="1018"/>
+        </w:numPr>
+      </w:pPr>
+      <w:r>
+        <w:rPr>
+          <w:bCs/>
+          <w:b/>
+        </w:rPr>
+        <w:t xml:space="preserve">Lattice-based (решетки)</w:t>
+      </w:r>
+      <w:r>
+        <w:t xml:space="preserve"> </w:t>
+      </w:r>
+      <w:r>
+        <w:t xml:space="preserve">– NIST рекомендует CRYSTALS-Dilithium.</w:t>
+      </w:r>
+    </w:p>
+    <w:p>
+      <w:pPr>
+        <w:numPr>
+          <w:ilvl w:val="0"/>
+          <w:numId w:val="1018"/>
+        </w:numPr>
+      </w:pPr>
+      <w:r>
+        <w:rPr>
+          <w:bCs/>
+          <w:b/>
+        </w:rPr>
+        <w:t xml:space="preserve">Hash-based (XMSS, SPHINCS+)</w:t>
+      </w:r>
+      <w:r>
+        <w:t xml:space="preserve"> </w:t>
+      </w:r>
+      <w:r>
+        <w:t xml:space="preserve">– используются в блокчейн-технологиях.</w:t>
+      </w:r>
+    </w:p>
+    <w:bookmarkEnd w:id="42"/>
+    <w:bookmarkEnd w:id="43"/>
+    <w:bookmarkStart w:id="44" w:name="практическое-применение-эцп"/>
     <w:p>
       <w:pPr>
         <w:pStyle w:val="Heading2"/>
@@ -1363,7 +1568,7 @@
         <w:rPr>
           <w:rStyle w:val="SectionNumber"/>
         </w:rPr>
-        <w:t xml:space="preserve">4.3</w:t>
+        <w:t xml:space="preserve">4.5</w:t>
       </w:r>
       <w:r>
         <w:tab/>
@@ -1373,7 +1578,90 @@
           <w:bCs/>
           <w:b/>
         </w:rPr>
-        <w:t xml:space="preserve">Инфраструктура открытых ключей (PKI)</w:t>
+        <w:t xml:space="preserve">Практическое применение ЭЦП</w:t>
+      </w:r>
+    </w:p>
+    <w:p>
+      <w:pPr>
+        <w:numPr>
+          <w:ilvl w:val="0"/>
+          <w:numId w:val="1019"/>
+        </w:numPr>
+      </w:pPr>
+      <w:r>
+        <w:rPr>
+          <w:bCs/>
+          <w:b/>
+        </w:rPr>
+        <w:t xml:space="preserve">Электронный документооборот</w:t>
+      </w:r>
+      <w:r>
+        <w:t xml:space="preserve"> </w:t>
+      </w:r>
+      <w:r>
+        <w:t xml:space="preserve">(договоры, отчетность).</w:t>
+      </w:r>
+    </w:p>
+    <w:p>
+      <w:pPr>
+        <w:numPr>
+          <w:ilvl w:val="0"/>
+          <w:numId w:val="1019"/>
+        </w:numPr>
+      </w:pPr>
+      <w:r>
+        <w:rPr>
+          <w:bCs/>
+          <w:b/>
+        </w:rPr>
+        <w:t xml:space="preserve">Госуслуги</w:t>
+      </w:r>
+      <w:r>
+        <w:t xml:space="preserve"> </w:t>
+      </w:r>
+      <w:r>
+        <w:t xml:space="preserve">(налоговая декларация, портал Госуслуг).</w:t>
+      </w:r>
+    </w:p>
+    <w:p>
+      <w:pPr>
+        <w:numPr>
+          <w:ilvl w:val="0"/>
+          <w:numId w:val="1019"/>
+        </w:numPr>
+      </w:pPr>
+      <w:r>
+        <w:rPr>
+          <w:bCs/>
+          <w:b/>
+        </w:rPr>
+        <w:t xml:space="preserve">Криптовалюты</w:t>
+      </w:r>
+      <w:r>
+        <w:t xml:space="preserve"> </w:t>
+      </w:r>
+      <w:r>
+        <w:t xml:space="preserve">(Bitcoin использует ECDSA, Ethereum переходит на EdDSA).</w:t>
+      </w:r>
+    </w:p>
+    <w:bookmarkEnd w:id="44"/>
+    <w:bookmarkEnd w:id="45"/>
+    <w:bookmarkStart w:id="47" w:name="выводы"/>
+    <w:p>
+      <w:pPr>
+        <w:pStyle w:val="Heading1"/>
+      </w:pPr>
+      <w:r>
+        <w:rPr>
+          <w:rStyle w:val="SectionNumber"/>
+        </w:rPr>
+        <w:t xml:space="preserve">5</w:t>
+      </w:r>
+      <w:r>
+        <w:tab/>
+      </w:r>
+      <w:r>
+        <w:t xml:space="preserve">Выводы</w:t>
       </w:r>
     </w:p>
     <w:p>
@@ -1381,74 +1669,10 @@
         <w:pStyle w:val="FirstParagraph"/>
       </w:pPr>
       <w:r>
-        <w:t xml:space="preserve">Для работы ЭЦП необходима PKI, которая включает:</w:t>
-      </w:r>
-    </w:p>
-    <w:p>
-      <w:pPr>
-        <w:numPr>
-          <w:ilvl w:val="0"/>
-          <w:numId w:val="1017"/>
-        </w:numPr>
-      </w:pPr>
-      <w:r>
-        <w:rPr>
-          <w:bCs/>
-          <w:b/>
-        </w:rPr>
-        <w:t xml:space="preserve">Центры сертификации (CA)</w:t>
-      </w:r>
-      <w:r>
-        <w:t xml:space="preserve"> </w:t>
-      </w:r>
-      <w:r>
-        <w:t xml:space="preserve">– выдают цифровые сертификаты.</w:t>
-      </w:r>
-    </w:p>
-    <w:p>
-      <w:pPr>
-        <w:numPr>
-          <w:ilvl w:val="0"/>
-          <w:numId w:val="1017"/>
-        </w:numPr>
-      </w:pPr>
-      <w:r>
-        <w:rPr>
-          <w:bCs/>
-          <w:b/>
-        </w:rPr>
-        <w:t xml:space="preserve">Реестры отозванных сертификатов (CRL, OCSP)</w:t>
-      </w:r>
-      <w:r>
-        <w:t xml:space="preserve"> </w:t>
-      </w:r>
-      <w:r>
-        <w:t xml:space="preserve">– проверяют действительность ключей.</w:t>
-      </w:r>
-    </w:p>
-    <w:p>
-      <w:pPr>
-        <w:numPr>
-          <w:ilvl w:val="0"/>
-          <w:numId w:val="1017"/>
-        </w:numPr>
-      </w:pPr>
-      <w:r>
-        <w:rPr>
-          <w:bCs/>
-          <w:b/>
-        </w:rPr>
-        <w:t xml:space="preserve">Юридические регуляторы</w:t>
-      </w:r>
-      <w:r>
-        <w:t xml:space="preserve"> </w:t>
-      </w:r>
-      <w:r>
-        <w:t xml:space="preserve">(например, ФЗ №63 в РФ).</w:t>
-      </w:r>
-    </w:p>
-    <w:bookmarkEnd w:id="41"/>
-    <w:bookmarkStart w:id="44" w:name="угрозы-и-перспективы-развития-эцп"/>
+        <w:t xml:space="preserve">ЭЦП — важный инструмент цифровой экономики. Современные алгоритмы обеспечивают надежность, но требуют постоянного совершенствования. Внедрение постквантовой криптографии и повышение осведомленности пользователей — ключевые направления развития.</w:t>
+      </w:r>
+    </w:p>
+    <w:bookmarkStart w:id="46" w:name="выводы-1"/>
     <w:p>
       <w:pPr>
         <w:pStyle w:val="Heading2"/>
@@ -1457,196 +1681,13 @@
         <w:rPr>
           <w:rStyle w:val="SectionNumber"/>
         </w:rPr>
-        <w:t xml:space="preserve">4.4</w:t>
+        <w:t xml:space="preserve">5.1</w:t>
       </w:r>
       <w:r>
         <w:tab/>
       </w:r>
       <w:r>
-        <w:rPr>
-          <w:bCs/>
-          <w:b/>
-        </w:rPr>
-        <w:t xml:space="preserve">Угрозы и перспективы развития ЭЦП</w:t>
-      </w:r>
-    </w:p>
-    <w:bookmarkStart w:id="42" w:name="основные-угрозы"/>
-    <w:p>
-      <w:pPr>
-        <w:pStyle w:val="Heading3"/>
-      </w:pPr>
-      <w:r>
-        <w:rPr>
-          <w:rStyle w:val="SectionNumber"/>
-        </w:rPr>
-        <w:t xml:space="preserve">4.4.1</w:t>
-      </w:r>
-      <w:r>
-        <w:tab/>
-      </w:r>
-      <w:r>
-        <w:rPr>
-          <w:bCs/>
-          <w:b/>
-        </w:rPr>
-        <w:t xml:space="preserve">Основные угрозы</w:t>
-      </w:r>
-    </w:p>
-    <w:p>
-      <w:pPr>
-        <w:numPr>
-          <w:ilvl w:val="0"/>
-          <w:numId w:val="1018"/>
-        </w:numPr>
-      </w:pPr>
-      <w:r>
-        <w:rPr>
-          <w:bCs/>
-          <w:b/>
-        </w:rPr>
-        <w:t xml:space="preserve">Квантовые вычисления</w:t>
-      </w:r>
-      <w:r>
-        <w:t xml:space="preserve">: RSA и ECDSA могут быть взломаны алгоритмом Шора.</w:t>
-      </w:r>
-    </w:p>
-    <w:p>
-      <w:pPr>
-        <w:numPr>
-          <w:ilvl w:val="0"/>
-          <w:numId w:val="1018"/>
-        </w:numPr>
-      </w:pPr>
-      <w:r>
-        <w:rPr>
-          <w:bCs/>
-          <w:b/>
-        </w:rPr>
-        <w:t xml:space="preserve">Кража закрытых ключей</w:t>
-      </w:r>
-      <w:r>
-        <w:t xml:space="preserve"> </w:t>
-      </w:r>
-      <w:r>
-        <w:t xml:space="preserve">(фишинг, вредоносное ПО).</w:t>
-      </w:r>
-    </w:p>
-    <w:p>
-      <w:pPr>
-        <w:numPr>
-          <w:ilvl w:val="0"/>
-          <w:numId w:val="1018"/>
-        </w:numPr>
-      </w:pPr>
-      <w:r>
-        <w:rPr>
-          <w:bCs/>
-          <w:b/>
-        </w:rPr>
-        <w:t xml:space="preserve">Ошибки реализации</w:t>
-      </w:r>
-      <w:r>
-        <w:t xml:space="preserve"> </w:t>
-      </w:r>
-      <w:r>
-        <w:t xml:space="preserve">(например, повторное использование nonce в ECDSA).</w:t>
-      </w:r>
-    </w:p>
-    <w:bookmarkEnd w:id="42"/>
-    <w:bookmarkStart w:id="43" w:name="постквантовая-криптография"/>
-    <w:p>
-      <w:pPr>
-        <w:pStyle w:val="Heading3"/>
-      </w:pPr>
-      <w:r>
-        <w:rPr>
-          <w:rStyle w:val="SectionNumber"/>
-        </w:rPr>
-        <w:t xml:space="preserve">4.4.2</w:t>
-      </w:r>
-      <w:r>
-        <w:tab/>
-      </w:r>
-      <w:r>
-        <w:rPr>
-          <w:bCs/>
-          <w:b/>
-        </w:rPr>
-        <w:t xml:space="preserve">Постквантовая криптография</w:t>
-      </w:r>
-    </w:p>
-    <w:p>
-      <w:pPr>
-        <w:pStyle w:val="FirstParagraph"/>
-      </w:pPr>
-      <w:r>
-        <w:t xml:space="preserve">Разрабатываются новые алгоритмы, устойчивые к квантовым атакам:</w:t>
-      </w:r>
-    </w:p>
-    <w:p>
-      <w:pPr>
-        <w:numPr>
-          <w:ilvl w:val="0"/>
-          <w:numId w:val="1019"/>
-        </w:numPr>
-      </w:pPr>
-      <w:r>
-        <w:rPr>
-          <w:bCs/>
-          <w:b/>
-        </w:rPr>
-        <w:t xml:space="preserve">Lattice-based (решетки)</w:t>
-      </w:r>
-      <w:r>
-        <w:t xml:space="preserve"> </w:t>
-      </w:r>
-      <w:r>
-        <w:t xml:space="preserve">– NIST рекомендует CRYSTALS-Dilithium.</w:t>
-      </w:r>
-    </w:p>
-    <w:p>
-      <w:pPr>
-        <w:numPr>
-          <w:ilvl w:val="0"/>
-          <w:numId w:val="1019"/>
-        </w:numPr>
-      </w:pPr>
-      <w:r>
-        <w:rPr>
-          <w:bCs/>
-          <w:b/>
-        </w:rPr>
-        <w:t xml:space="preserve">Hash-based (XMSS, SPHINCS+)</w:t>
-      </w:r>
-      <w:r>
-        <w:t xml:space="preserve"> </w:t>
-      </w:r>
-      <w:r>
-        <w:t xml:space="preserve">– используются в блокчейн-технологиях.</w:t>
-      </w:r>
-    </w:p>
-    <w:bookmarkEnd w:id="43"/>
-    <w:bookmarkEnd w:id="44"/>
-    <w:bookmarkStart w:id="45" w:name="практическое-применение-эцп"/>
-    <w:p>
-      <w:pPr>
-        <w:pStyle w:val="Heading2"/>
-      </w:pPr>
-      <w:r>
-        <w:rPr>
-          <w:rStyle w:val="SectionNumber"/>
-        </w:rPr>
-        <w:t xml:space="preserve">4.5</w:t>
-      </w:r>
-      <w:r>
-        <w:tab/>
-      </w:r>
-      <w:r>
-        <w:rPr>
-          <w:bCs/>
-          <w:b/>
-        </w:rPr>
-        <w:t xml:space="preserve">Практическое применение ЭЦП</w:t>
+        <w:t xml:space="preserve">Выводы:</w:t>
       </w:r>
     </w:p>
     <w:p>
@@ -1657,17 +1698,7 @@
         </w:numPr>
       </w:pPr>
       <w:r>
-        <w:rPr>
-          <w:bCs/>
-          <w:b/>
-        </w:rPr>
-        <w:t xml:space="preserve">Электронный документооборот</w:t>
-      </w:r>
-      <w:r>
-        <w:t xml:space="preserve"> </w:t>
-      </w:r>
-      <w:r>
-        <w:t xml:space="preserve">(договоры, отчетность).</w:t>
+        <w:t xml:space="preserve">ЭЦП обеспечивает безопасность и юридическую значимость электронных документов.</w:t>
       </w:r>
     </w:p>
     <w:p>
@@ -1678,17 +1709,7 @@
         </w:numPr>
       </w:pPr>
       <w:r>
-        <w:rPr>
-          <w:bCs/>
-          <w:b/>
-        </w:rPr>
-        <w:t xml:space="preserve">Госуслуги</w:t>
-      </w:r>
-      <w:r>
-        <w:t xml:space="preserve"> </w:t>
-      </w:r>
-      <w:r>
-        <w:t xml:space="preserve">(налоговая декларация, портал Госуслуг).</w:t>
+        <w:t xml:space="preserve">Современные алгоритмы (ECDSA, EdDSA, ГОСТ) эффективнее RSA.</w:t>
       </w:r>
     </w:p>
     <w:p>
@@ -1699,63 +1720,29 @@
         </w:numPr>
       </w:pPr>
       <w:r>
-        <w:rPr>
-          <w:bCs/>
-          <w:b/>
-        </w:rPr>
-        <w:t xml:space="preserve">Криптовалюты</w:t>
-      </w:r>
-      <w:r>
-        <w:t xml:space="preserve"> </w:t>
-      </w:r>
-      <w:r>
-        <w:t xml:space="preserve">(Bitcoin использует ECDSA, Ethereum переходит на EdDSA).</w:t>
-      </w:r>
-    </w:p>
-    <w:bookmarkEnd w:id="45"/>
+        <w:t xml:space="preserve">Квантовые вычисления требуют перехода на постквантовые стандарты.</w:t>
+      </w:r>
+    </w:p>
+    <w:p>
+      <w:pPr>
+        <w:numPr>
+          <w:ilvl w:val="0"/>
+          <w:numId w:val="1020"/>
+        </w:numPr>
+      </w:pPr>
+      <w:r>
+        <w:t xml:space="preserve">PKI играет ключевую роль в доверии к ЭЦП.</w:t>
+      </w:r>
+    </w:p>
     <w:bookmarkEnd w:id="46"/>
-    <w:bookmarkStart w:id="48" w:name="выводы"/>
+    <w:bookmarkEnd w:id="47"/>
+    <w:bookmarkStart w:id="49" w:name="список-литературы"/>
     <w:p>
       <w:pPr>
         <w:pStyle w:val="Heading1"/>
       </w:pPr>
       <w:r>
-        <w:rPr>
-          <w:rStyle w:val="SectionNumber"/>
-        </w:rPr>
-        <w:t xml:space="preserve">5</w:t>
-      </w:r>
-      <w:r>
-        <w:tab/>
-      </w:r>
-      <w:r>
-        <w:t xml:space="preserve">Выводы</w:t>
-      </w:r>
-    </w:p>
-    <w:p>
-      <w:pPr>
-        <w:pStyle w:val="FirstParagraph"/>
-      </w:pPr>
-      <w:r>
-        <w:t xml:space="preserve">ЭЦП — важный инструмент цифровой экономики. Современные алгоритмы обеспечивают надежность, но требуют постоянного совершенствования. Внедрение постквантовой криптографии и повышение осведомленности пользователей — ключевые направления развития.</w:t>
-      </w:r>
-    </w:p>
-    <w:bookmarkStart w:id="47" w:name="выводы-1"/>
-    <w:p>
-      <w:pPr>
-        <w:pStyle w:val="Heading2"/>
-      </w:pPr>
-      <w:r>
-        <w:rPr>
-          <w:rStyle w:val="SectionNumber"/>
-        </w:rPr>
-        <w:t xml:space="preserve">5.1</w:t>
-      </w:r>
-      <w:r>
-        <w:tab/>
-      </w:r>
-      <w:r>
-        <w:t xml:space="preserve">Выводы:</w:t>
+        <w:t xml:space="preserve">Список литературы</w:t>
       </w:r>
     </w:p>
     <w:p>
@@ -1766,7 +1753,7 @@
         </w:numPr>
       </w:pPr>
       <w:r>
-        <w:t xml:space="preserve">ЭЦП обеспечивает безопасность и юридическую значимость электронных документов.</w:t>
+        <w:t xml:space="preserve">Понятие электронной подписи и ее виды [Электронный ресурс] - URL: https://its.1c.ru/db/eldocs/content/4/hdoc (дата обращения: 30.04.2025)</w:t>
       </w:r>
     </w:p>
     <w:p>
@@ -1777,7 +1764,7 @@
         </w:numPr>
       </w:pPr>
       <w:r>
-        <w:t xml:space="preserve">Современные алгоритмы (ECDSA, EdDSA, ГОСТ) эффективнее RSA.</w:t>
+        <w:t xml:space="preserve">Алгоритм ECDSA [Электронный ресурс] - URL:https://habr.com/ru/articles/675918/ (дата обращения: 30.04.2025)</w:t>
       </w:r>
     </w:p>
     <w:p>
@@ -1788,7 +1775,7 @@
         </w:numPr>
       </w:pPr>
       <w:r>
-        <w:t xml:space="preserve">Квантовые вычисления требуют перехода на постквантовые стандарты.</w:t>
+        <w:t xml:space="preserve">Федеральный закон №63-ФЗ «Об электронной подписи» (06.04.2011, ред. от 30.12.2021).</w:t>
       </w:r>
     </w:p>
     <w:p>
@@ -1799,111 +1786,56 @@
         </w:numPr>
       </w:pPr>
       <w:r>
-        <w:t xml:space="preserve">PKI играет ключевую роль в доверии к ЭЦП.</w:t>
-      </w:r>
-    </w:p>
-    <w:bookmarkEnd w:id="47"/>
+        <w:t xml:space="preserve">ГОСТ Р 34.10-2012 «Информационная технология. Криптографическая защита информации. Процессы формирования и проверки электронной цифровой подписи».</w:t>
+      </w:r>
+    </w:p>
+    <w:p>
+      <w:pPr>
+        <w:numPr>
+          <w:ilvl w:val="0"/>
+          <w:numId w:val="1021"/>
+        </w:numPr>
+      </w:pPr>
+      <w:r>
+        <w:t xml:space="preserve">NIST FIPS 186-5 Digital Signature Standard (DSS) (2023). [Электронный ресурс] – URL: https://csrc.nist.gov/publications/detail/fips/186/5/final (дата обращения: 30.04.2025)</w:t>
+      </w:r>
+    </w:p>
+    <w:p>
+      <w:pPr>
+        <w:numPr>
+          <w:ilvl w:val="0"/>
+          <w:numId w:val="1021"/>
+        </w:numPr>
+      </w:pPr>
+      <w:r>
+        <w:t xml:space="preserve">NIST SP 800-208 Recommendation for Stateful Hash-Based Signature Schemes (2020). [Электронный ресурс] – URL: https://doi.org/10.6028/NIST.SP.800-208 (дата обращения: 30.04.2025)</w:t>
+      </w:r>
+    </w:p>
+    <w:p>
+      <w:pPr>
+        <w:numPr>
+          <w:ilvl w:val="0"/>
+          <w:numId w:val="1021"/>
+        </w:numPr>
+      </w:pPr>
+      <w:r>
+        <w:t xml:space="preserve">RFC 8032: Edwards-curve Digital Signature Algorithm (EdDSA) (2017). [Электронный ресурс] – URL: https://www.rfc-editor.org/rfc/rfc8032 (дата обращения: 30.04.2025)</w:t>
+      </w:r>
+    </w:p>
+    <w:p>
+      <w:pPr>
+        <w:numPr>
+          <w:ilvl w:val="0"/>
+          <w:numId w:val="1021"/>
+        </w:numPr>
+      </w:pPr>
+      <w:r>
+        <w:t xml:space="preserve">КриптоПро: Технологии электронной подписи и шифрования. [Электронный ресурс] – URL: https://www.cryptopro.ru (дата обращения: 30.04.2025)</w:t>
+      </w:r>
+    </w:p>
+    <w:bookmarkStart w:id="48" w:name="refs"/>
     <w:bookmarkEnd w:id="48"/>
-    <w:bookmarkStart w:id="50" w:name="список-литературы"/>
-    <w:p>
-      <w:pPr>
-        <w:pStyle w:val="Heading1"/>
-      </w:pPr>
-      <w:r>
-        <w:t xml:space="preserve">Список литературы</w:t>
-      </w:r>
-    </w:p>
-    <w:p>
-      <w:pPr>
-        <w:numPr>
-          <w:ilvl w:val="0"/>
-          <w:numId w:val="1022"/>
-        </w:numPr>
-      </w:pPr>
-      <w:r>
-        <w:t xml:space="preserve">Понятие электронной подписи и ее виды [Электронный ресурс] - URL: https://its.1c.ru/db/eldocs/content/4/hdoc (дата обращения: 30.04.2025)</w:t>
-      </w:r>
-    </w:p>
-    <w:p>
-      <w:pPr>
-        <w:numPr>
-          <w:ilvl w:val="0"/>
-          <w:numId w:val="1022"/>
-        </w:numPr>
-      </w:pPr>
-      <w:r>
-        <w:t xml:space="preserve">Алгоритм ECDSA [Электронный ресурс] - URL:https://habr.com/ru/articles/675918/ (дата обращения: 30.04.2025)</w:t>
-      </w:r>
-    </w:p>
-    <w:p>
-      <w:pPr>
-        <w:numPr>
-          <w:ilvl w:val="0"/>
-          <w:numId w:val="1022"/>
-        </w:numPr>
-      </w:pPr>
-      <w:r>
-        <w:t xml:space="preserve">Федеральный закон №63-ФЗ «Об электронной подписи» (06.04.2011, ред. от 30.12.2021).</w:t>
-      </w:r>
-    </w:p>
-    <w:p>
-      <w:pPr>
-        <w:numPr>
-          <w:ilvl w:val="0"/>
-          <w:numId w:val="1022"/>
-        </w:numPr>
-      </w:pPr>
-      <w:r>
-        <w:t xml:space="preserve">ГОСТ Р 34.10-2012 «Информационная технология. Криптографическая защита информации. Процессы формирования и проверки электронной цифровой подписи».</w:t>
-      </w:r>
-    </w:p>
-    <w:p>
-      <w:pPr>
-        <w:numPr>
-          <w:ilvl w:val="0"/>
-          <w:numId w:val="1022"/>
-        </w:numPr>
-      </w:pPr>
-      <w:r>
-        <w:t xml:space="preserve">NIST FIPS 186-5 Digital Signature Standard (DSS) (2023). [Электронный ресурс] – URL: https://csrc.nist.gov/publications/detail/fips/186/5/final (дата обращения: 30.04.2025)</w:t>
-      </w:r>
-    </w:p>
-    <w:p>
-      <w:pPr>
-        <w:numPr>
-          <w:ilvl w:val="0"/>
-          <w:numId w:val="1022"/>
-        </w:numPr>
-      </w:pPr>
-      <w:r>
-        <w:t xml:space="preserve">NIST SP 800-208 Recommendation for Stateful Hash-Based Signature Schemes (2020). [Электронный ресурс] – URL: https://doi.org/10.6028/NIST.SP.800-208 (дата обращения: 30.04.2025)</w:t>
-      </w:r>
-    </w:p>
-    <w:p>
-      <w:pPr>
-        <w:numPr>
-          <w:ilvl w:val="0"/>
-          <w:numId w:val="1022"/>
-        </w:numPr>
-      </w:pPr>
-      <w:r>
-        <w:t xml:space="preserve">RFC 8032: Edwards-curve Digital Signature Algorithm (EdDSA) (2017). [Электронный ресурс] – URL: https://www.rfc-editor.org/rfc/rfc8032 (дата обращения: 30.04.2025)</w:t>
-      </w:r>
-    </w:p>
-    <w:p>
-      <w:pPr>
-        <w:numPr>
-          <w:ilvl w:val="0"/>
-          <w:numId w:val="1022"/>
-        </w:numPr>
-      </w:pPr>
-      <w:r>
-        <w:t xml:space="preserve">КриптоПро: Технологии электронной подписи и шифрования. [Электронный ресурс] – URL: https://www.cryptopro.ru (дата обращения: 30.04.2025)</w:t>
-      </w:r>
-    </w:p>
-    <w:bookmarkStart w:id="49" w:name="refs"/>
     <w:bookmarkEnd w:id="49"/>
-    <w:bookmarkEnd w:id="50"/>
     <w:sectPr/>
   </w:body>
 </w:document>
@@ -2286,39 +2218,36 @@
     <w:abstractNumId w:val="991"/>
   </w:num>
   <w:num w:numId="1020">
-    <w:abstractNumId w:val="991"/>
+    <w:abstractNumId w:val="99411"/>
+    <w:lvlOverride w:ilvl="0">
+      <w:startOverride w:val="1"/>
+    </w:lvlOverride>
+    <w:lvlOverride w:ilvl="1">
+      <w:startOverride w:val="1"/>
+    </w:lvlOverride>
+    <w:lvlOverride w:ilvl="2">
+      <w:startOverride w:val="1"/>
+    </w:lvlOverride>
+    <w:lvlOverride w:ilvl="3">
+      <w:startOverride w:val="1"/>
+    </w:lvlOverride>
+    <w:lvlOverride w:ilvl="4">
+      <w:startOverride w:val="1"/>
+    </w:lvlOverride>
+    <w:lvlOverride w:ilvl="5">
+      <w:startOverride w:val="1"/>
+    </w:lvlOverride>
+    <w:lvlOverride w:ilvl="6">
+      <w:startOverride w:val="1"/>
+    </w:lvlOverride>
+    <w:lvlOverride w:ilvl="7">
+      <w:startOverride w:val="1"/>
+    </w:lvlOverride>
+    <w:lvlOverride w:ilvl="8">
+      <w:startOverride w:val="1"/>
+    </w:lvlOverride>
   </w:num>
   <w:num w:numId="1021">
-    <w:abstractNumId w:val="99411"/>
-    <w:lvlOverride w:ilvl="0">
-      <w:startOverride w:val="1"/>
-    </w:lvlOverride>
-    <w:lvlOverride w:ilvl="1">
-      <w:startOverride w:val="1"/>
-    </w:lvlOverride>
-    <w:lvlOverride w:ilvl="2">
-      <w:startOverride w:val="1"/>
-    </w:lvlOverride>
-    <w:lvlOverride w:ilvl="3">
-      <w:startOverride w:val="1"/>
-    </w:lvlOverride>
-    <w:lvlOverride w:ilvl="4">
-      <w:startOverride w:val="1"/>
-    </w:lvlOverride>
-    <w:lvlOverride w:ilvl="5">
-      <w:startOverride w:val="1"/>
-    </w:lvlOverride>
-    <w:lvlOverride w:ilvl="6">
-      <w:startOverride w:val="1"/>
-    </w:lvlOverride>
-    <w:lvlOverride w:ilvl="7">
-      <w:startOverride w:val="1"/>
-    </w:lvlOverride>
-    <w:lvlOverride w:ilvl="8">
-      <w:startOverride w:val="1"/>
-    </w:lvlOverride>
-  </w:num>
-  <w:num w:numId="1022">
     <w:abstractNumId w:val="99411"/>
     <w:lvlOverride w:ilvl="0">
       <w:startOverride w:val="1"/>
